--- a/zht/docx/49.content.docx
+++ b/zht/docx/49.content.docx
@@ -14116,19 +14116,7 @@
         <w:rPr>
           <w:lang w:val="zh_TW" w:bidi="zh_TW"/>
         </w:rPr>
-        <w:t>保羅並非在鼓吹奴隸制度，而是在教導基督徒要如何在那樣的文化處境中面對現實來生活（關於保羅對奴隸制的探討，見</w:t>
-      </w:r>
-      <w:r>
-        <w:rPr>
-          <w:lang w:val="zh_TW" w:bidi="zh_TW"/>
-        </w:rPr>
-        <w:t>腓利門書簡介</w:t>
-      </w:r>
-      <w:r>
-        <w:rPr>
-          <w:lang w:val="zh_TW" w:bidi="zh_TW"/>
-        </w:rPr>
-        <w:t>，「意義和信息」）。</w:t>
+        <w:t>保羅並非在鼓吹奴隸制度，而是在教導基督徒要如何在那樣的文化處境中面對現實來生活（關於保羅對奴隸制的探討，見腓利門書簡介，「意義和信息」）。</w:t>
       </w:r>
       <w:r>
         <w:rPr>
